--- a/submission/04_Technical_Comment_中文版.docx
+++ b/submission/04_Technical_Comment_中文版.docx
@@ -421,16 +421,16 @@
         <w:rPr>
           <w:rFonts w:hint="eastAsia"/>
         </w:rPr>
-        <w:t xml:space="preserve">年</w:t>
-      </w:r>
-      <w:r>
-        <w:t xml:space="preserve"> 46.9% </w:t>
-      </w:r>
-      <w:r>
-        <w:rPr>
-          <w:rFonts w:hint="eastAsia"/>
-        </w:rPr>
-        <w:t xml:space="preserve">的清单所有计数均为</w:t>
+        <w:t xml:space="preserve">年有</w:t>
+      </w:r>
+      <w:r>
+        <w:t xml:space="preserve"> 46,997 / 100,313 </w:t>
+      </w:r>
+      <w:r>
+        <w:rPr>
+          <w:rFonts w:hint="eastAsia"/>
+        </w:rPr>
+        <w:t xml:space="preserve">份清单(46.9%)所有计数均为</w:t>
       </w:r>
       <w:r>
         <w:t xml:space="preserve"> </w:t>
@@ -451,13 +451,22 @@
         <w:t xml:space="preserve">年省级交付中为</w:t>
       </w:r>
       <w:r>
-        <w:t xml:space="preserve"> </w:t>
-      </w:r>
-      <w:r>
-        <w:rPr>
-          <w:rFonts w:hint="eastAsia"/>
-        </w:rPr>
-        <w:t xml:space="preserve">43.7%,其计数列经我们验证确为物种个体数);此类记录不携带可用的丰度信息,无法支持丰度加权的指数。受污染的计数还直接进入了已发表的分析:广东新会区</w:t>
+        <w:t xml:space="preserve"> 123,232 / 282,197 </w:t>
+      </w:r>
+      <w:r>
+        <w:rPr>
+          <w:rFonts w:hint="eastAsia"/>
+        </w:rPr>
+        <w:t xml:space="preserve">份,43.7%;其计数列经我们验证确为物种个体数)。这类”清单型”记录不携带丰度信息:把每个物种一律计为</w:t>
+      </w:r>
+      <w:r>
+        <w:t xml:space="preserve"> 1 </w:t>
+      </w:r>
+      <w:r>
+        <w:rPr>
+          <w:rFonts w:hint="eastAsia"/>
+        </w:rPr>
+        <w:t xml:space="preserve">只,会虚增稀有种的权重、压低真实的优势种,把香农指数推向对数丰富度;近半原始材料度量的是清单长度,而非群落结构。受污染的计数还直接进入了已发表的分析:广东新会区</w:t>
       </w:r>
       <w:r>
         <w:t xml:space="preserve"> 2015 </w:t>
@@ -2652,9 +2661,9 @@
       <w:outlineLvl w:val="0"/>
     </w:pPr>
     <w:rPr>
-      <w:rFonts w:asciiTheme="majorHAnsi" w:cstheme="majorBidi" w:eastAsiaTheme="majorEastAsia" w:hAnsiTheme="majorHAnsi" w:ascii="Times New Roman" w:hAnsi="Times New Roman" w:eastAsia="Songti SC"/>
+      <w:rFonts w:asciiTheme="majorHAnsi" w:cstheme="majorBidi" w:eastAsiaTheme="majorEastAsia" w:hAnsiTheme="majorHAnsi"/>
       <w:color w:themeColor="accent1" w:themeShade="BF" w:val="0F4761"/>
-      <w:sz w:val="32"/>
+      <w:sz w:val="40"/>
       <w:szCs w:val="40"/>
     </w:rPr>
   </w:style>
@@ -2675,9 +2684,9 @@
       <w:outlineLvl w:val="1"/>
     </w:pPr>
     <w:rPr>
-      <w:rFonts w:asciiTheme="majorHAnsi" w:cstheme="majorBidi" w:eastAsiaTheme="majorEastAsia" w:hAnsiTheme="majorHAnsi" w:ascii="Times New Roman" w:hAnsi="Times New Roman" w:eastAsia="Songti SC"/>
+      <w:rFonts w:asciiTheme="majorHAnsi" w:cstheme="majorBidi" w:eastAsiaTheme="majorEastAsia" w:hAnsiTheme="majorHAnsi"/>
       <w:color w:themeColor="accent1" w:themeShade="BF" w:val="0F4761"/>
-      <w:sz w:val="28"/>
+      <w:sz w:val="32"/>
       <w:szCs w:val="32"/>
     </w:rPr>
   </w:style>
@@ -2698,9 +2707,9 @@
       <w:outlineLvl w:val="2"/>
     </w:pPr>
     <w:rPr>
-      <w:rFonts w:cstheme="majorBidi" w:eastAsiaTheme="majorEastAsia" w:ascii="Times New Roman" w:hAnsi="Times New Roman" w:eastAsia="Songti SC"/>
+      <w:rFonts w:cstheme="majorBidi" w:eastAsiaTheme="majorEastAsia"/>
       <w:color w:themeColor="accent1" w:themeShade="BF" w:val="0F4761"/>
-      <w:sz w:val="24"/>
+      <w:sz w:val="28"/>
       <w:szCs w:val="28"/>
     </w:rPr>
   </w:style>

--- a/submission/04_Technical_Comment_中文版.docx
+++ b/submission/04_Technical_Comment_中文版.docx
@@ -370,25 +370,16 @@
         <w:rPr>
           <w:rFonts w:hint="eastAsia"/>
         </w:rPr>
-        <w:t xml:space="preserve">3.60)。这是一条物种累积曲线,而非群落属性。作者自己的补充结果就携带这一签名:PSI</w:t>
-      </w:r>
-      <w:r>
-        <w:t xml:space="preserve"> </w:t>
-      </w:r>
-      <w:r>
-        <w:rPr>
-          <w:rFonts w:hint="eastAsia"/>
-        </w:rPr>
-        <w:t xml:space="preserve">与更低的观测丰富度、却与更高的均匀度相关联(其表</w:t>
-      </w:r>
-      <w:r>
-        <w:t xml:space="preserve"> </w:t>
-      </w:r>
-      <w:r>
-        <w:rPr>
-          <w:rFonts w:hint="eastAsia"/>
-        </w:rPr>
-        <w:t xml:space="preserve">S19),这正是”清单变短”的机械签名;在我们的复现中,均匀度随努力单调下降(单人</w:t>
+        <w:t xml:space="preserve">3.60)。这一梯度必然部分反映真实差异,因为观鸟者会聚集在鸟多的地方与季节;但两项判别性证据表明,抽样累积主导了它。其一,在固定群落的模拟中(补充材料),仅清单型记录方式就能复现观测</w:t>
+      </w:r>
+      <w:r>
+        <w:t xml:space="preserve"> H </w:t>
+      </w:r>
+      <w:r>
+        <w:rPr>
+          <w:rFonts w:hint="eastAsia"/>
+        </w:rPr>
+        <w:t xml:space="preserve">随努力上升。其二,在我们的复现中,均匀度随努力单调下降(单人</w:t>
       </w:r>
       <w:r>
         <w:t xml:space="preserve"> </w:t>
@@ -400,7 +391,31 @@
         <w:t xml:space="preserve">0.84,百人以上</w:t>
       </w:r>
       <w:r>
-        <w:t xml:space="preserve"> 0.73)。</w:t>
+        <w:t xml:space="preserve"> </w:t>
+      </w:r>
+      <w:r>
+        <w:rPr>
+          <w:rFonts w:hint="eastAsia"/>
+        </w:rPr>
+        <w:t xml:space="preserve">0.73):真实的多样性梯度并不预期均匀度持续走低,而清单变长会以低计数加入稀有种,机械地压低均匀度。作者自己的结果携带同一签名:PSI</w:t>
+      </w:r>
+      <w:r>
+        <w:t xml:space="preserve"> </w:t>
+      </w:r>
+      <w:r>
+        <w:rPr>
+          <w:rFonts w:hint="eastAsia"/>
+        </w:rPr>
+        <w:t xml:space="preserve">对应更低的观测丰富度、更高的均匀度(其表</w:t>
+      </w:r>
+      <w:r>
+        <w:t xml:space="preserve"> </w:t>
+      </w:r>
+      <w:r>
+        <w:rPr>
+          <w:rFonts w:hint="eastAsia"/>
+        </w:rPr>
+        <w:t xml:space="preserve">S19),这正是清单变短的产物。</w:t>
       </w:r>
     </w:p>
     <w:p>

--- a/submission/04_Technical_Comment_中文版.docx
+++ b/submission/04_Technical_Comment_中文版.docx
@@ -2169,7 +2169,25 @@
         <w:rPr>
           <w:rFonts w:hint="eastAsia"/>
         </w:rPr>
-        <w:t xml:space="preserve">脚本及派生数据表,可应编辑与审稿人要求提供,并将在接收后以</w:t>
+        <w:t xml:space="preserve">脚本及派生数据表已公开于</w:t>
+      </w:r>
+      <w:r>
+        <w:t xml:space="preserve"> </w:t>
+      </w:r>
+      <w:r>
+        <w:rPr>
+          <w:rFonts w:hint="eastAsia"/>
+        </w:rPr>
+        <w:t xml:space="preserve">github.com/dingchenchen6/reanalysis-zhang2026-solar-birds;用于物种级核验的观鸟记录中心记录级数据集存档于该仓库的</w:t>
+      </w:r>
+      <w:r>
+        <w:t xml:space="preserve"> </w:t>
+      </w:r>
+      <w:r>
+        <w:rPr>
+          <w:rFonts w:hint="eastAsia"/>
+        </w:rPr>
+        <w:t xml:space="preserve">Releases。全部档案将在接收后以</w:t>
       </w:r>
       <w:r>
         <w:t xml:space="preserve"> DOI </w:t>
@@ -2178,7 +2196,7 @@
         <w:rPr>
           <w:rFonts w:hint="eastAsia"/>
         </w:rPr>
-        <w:t xml:space="preserve">形式公开存档。用于物种级核验的记录级观鸟平台数据依数据协议持有;其汇总核验结果随文提供。</w:t>
+        <w:t xml:space="preserve">形式存档。</w:t>
       </w:r>
       <w:r>
         <w:rPr>
